--- a/Week09/Week09_BaoCaoNhom.docx
+++ b/Week09/Week09_BaoCaoNhom.docx
@@ -43,15 +43,9 @@
       </w:pPr>
       <w:r>
         <w:rPr>
-          <w:rFonts w:ascii="Times New Roman" w:cs="Times New Roman" w:eastAsia="Times New Roman" w:hAnsi="Times New Roman"/>
           <w:b/>
-          <w:bCs/>
-          <w:caps/>
-          <w:color w:val="1a5276"/>
-          <w:sz w:val="36"/>
-          <w:szCs w:val="36"/>
-        </w:rPr>
-        <w:t xml:space="preserve">BÁO CÁO TUẦN 09</w:t>
+        </w:rPr>
+        <w:t>BÁO CÁO TUẦN 09</w:t>
       </w:r>
     </w:p>
     <w:p>
@@ -77,14 +71,7 @@
         <w:jc w:val="center"/>
       </w:pPr>
       <w:r>
-        <w:rPr>
-          <w:rFonts w:ascii="Times New Roman" w:cs="Times New Roman" w:eastAsia="Times New Roman" w:hAnsi="Times New Roman"/>
-          <w:i/>
-          <w:iCs/>
-          <w:sz w:val="24"/>
-          <w:szCs w:val="24"/>
-        </w:rPr>
-        <w:t xml:space="preserve">Môn: Phát triển Ứng dụng Web với ReactJS (FER202)</w:t>
+        <w:t>Môn: Phát triển Ứng dụng Web với ReactJS (FER202)</w:t>
       </w:r>
     </w:p>
     <w:p>
@@ -93,14 +80,7 @@
         <w:jc w:val="center"/>
       </w:pPr>
       <w:r>
-        <w:rPr>
-          <w:rFonts w:ascii="Times New Roman" w:cs="Times New Roman" w:eastAsia="Times New Roman" w:hAnsi="Times New Roman"/>
-          <w:i/>
-          <w:iCs/>
-          <w:sz w:val="24"/>
-          <w:szCs w:val="24"/>
-        </w:rPr>
-        <w:t xml:space="preserve">Project: ReadMore Bookstore — Nhà sách trực tuyến</w:t>
+        <w:t>Project: FJMS — Hệ thống kết nối công việc tự do</w:t>
       </w:r>
     </w:p>
     <w:p>
@@ -188,18 +168,8 @@
             </w:tcMar>
           </w:tcPr>
           <w:p>
-            <w:pPr>
-              <w:jc w:val="left"/>
-            </w:pPr>
-            <w:r>
-              <w:rPr>
-                <w:rFonts w:ascii="Times New Roman" w:cs="Times New Roman" w:eastAsia="Times New Roman" w:hAnsi="Times New Roman"/>
-                <w:b w:val="false"/>
-                <w:bCs w:val="false"/>
-                <w:sz w:val="24"/>
-                <w:szCs w:val="24"/>
-              </w:rPr>
-              <w:t xml:space="preserve">[Điền tên nhóm]</w:t>
+            <w:r>
+              <w:t>FJMS</w:t>
             </w:r>
           </w:p>
         </w:tc>
@@ -256,18 +226,8 @@
             </w:tcMar>
           </w:tcPr>
           <w:p>
-            <w:pPr>
-              <w:jc w:val="left"/>
-            </w:pPr>
-            <w:r>
-              <w:rPr>
-                <w:rFonts w:ascii="Times New Roman" w:cs="Times New Roman" w:eastAsia="Times New Roman" w:hAnsi="Times New Roman"/>
-                <w:b w:val="false"/>
-                <w:bCs w:val="false"/>
-                <w:sz w:val="24"/>
-                <w:szCs w:val="24"/>
-              </w:rPr>
-              <w:t xml:space="preserve">[Mã lớp]</w:t>
+            <w:r>
+              <w:t>SE20A07</w:t>
             </w:r>
           </w:p>
         </w:tc>
@@ -324,18 +284,8 @@
             </w:tcMar>
           </w:tcPr>
           <w:p>
-            <w:pPr>
-              <w:jc w:val="left"/>
-            </w:pPr>
-            <w:r>
-              <w:rPr>
-                <w:rFonts w:ascii="Times New Roman" w:cs="Times New Roman" w:eastAsia="Times New Roman" w:hAnsi="Times New Roman"/>
-                <w:b w:val="false"/>
-                <w:bCs w:val="false"/>
-                <w:sz w:val="24"/>
-                <w:szCs w:val="24"/>
-              </w:rPr>
-              <w:t xml:space="preserve">[Tên giảng viên]</w:t>
+            <w:r>
+              <w:t>Lê Thị Bích Tra</w:t>
             </w:r>
           </w:p>
         </w:tc>
@@ -795,841 +745,6 @@
           </w:p>
         </w:tc>
       </w:tr>
-      <w:tr>
-        <w:tc>
-          <w:tcPr>
-            <w:tcW w:type="dxa" w:w="500"/>
-            <w:tcBorders>
-              <w:top w:val="single" w:color="aab7c4" w:sz="1"/>
-              <w:left w:val="single" w:color="aab7c4" w:sz="1"/>
-              <w:bottom w:val="single" w:color="aab7c4" w:sz="1"/>
-              <w:right w:val="single" w:color="aab7c4" w:sz="1"/>
-            </w:tcBorders>
-            <w:shd w:fill="f8f9fa" w:val="clear"/>
-            <w:tcMar>
-              <w:top w:type="dxa" w:w="80"/>
-              <w:left w:type="dxa" w:w="120"/>
-              <w:bottom w:type="dxa" w:w="80"/>
-              <w:right w:type="dxa" w:w="120"/>
-            </w:tcMar>
-          </w:tcPr>
-          <w:p>
-            <w:pPr>
-              <w:jc w:val="left"/>
-            </w:pPr>
-            <w:r>
-              <w:rPr>
-                <w:rFonts w:ascii="Times New Roman" w:cs="Times New Roman" w:eastAsia="Times New Roman" w:hAnsi="Times New Roman"/>
-                <w:b w:val="false"/>
-                <w:bCs w:val="false"/>
-                <w:sz w:val="24"/>
-                <w:szCs w:val="24"/>
-              </w:rPr>
-              <w:t xml:space="preserve">1</w:t>
-            </w:r>
-          </w:p>
-        </w:tc>
-        <w:tc>
-          <w:tcPr>
-            <w:tcW w:type="dxa" w:w="2200"/>
-            <w:tcBorders>
-              <w:top w:val="single" w:color="aab7c4" w:sz="1"/>
-              <w:left w:val="single" w:color="aab7c4" w:sz="1"/>
-              <w:bottom w:val="single" w:color="aab7c4" w:sz="1"/>
-              <w:right w:val="single" w:color="aab7c4" w:sz="1"/>
-            </w:tcBorders>
-            <w:shd w:fill="f8f9fa" w:val="clear"/>
-            <w:tcMar>
-              <w:top w:type="dxa" w:w="80"/>
-              <w:left w:type="dxa" w:w="120"/>
-              <w:bottom w:type="dxa" w:w="80"/>
-              <w:right w:type="dxa" w:w="120"/>
-            </w:tcMar>
-          </w:tcPr>
-          <w:p>
-            <w:pPr>
-              <w:jc w:val="left"/>
-            </w:pPr>
-            <w:r>
-              <w:rPr>
-                <w:rFonts w:ascii="Times New Roman" w:cs="Times New Roman" w:eastAsia="Times New Roman" w:hAnsi="Times New Roman"/>
-                <w:b w:val="false"/>
-                <w:bCs w:val="false"/>
-                <w:sz w:val="24"/>
-                <w:szCs w:val="24"/>
-              </w:rPr>
-              <w:t xml:space="preserve">[Họ tên]</w:t>
-            </w:r>
-          </w:p>
-        </w:tc>
-        <w:tc>
-          <w:tcPr>
-            <w:tcW w:type="dxa" w:w="2726"/>
-            <w:tcBorders>
-              <w:top w:val="single" w:color="aab7c4" w:sz="1"/>
-              <w:left w:val="single" w:color="aab7c4" w:sz="1"/>
-              <w:bottom w:val="single" w:color="aab7c4" w:sz="1"/>
-              <w:right w:val="single" w:color="aab7c4" w:sz="1"/>
-            </w:tcBorders>
-            <w:shd w:fill="f8f9fa" w:val="clear"/>
-            <w:tcMar>
-              <w:top w:type="dxa" w:w="80"/>
-              <w:left w:type="dxa" w:w="120"/>
-              <w:bottom w:type="dxa" w:w="80"/>
-              <w:right w:type="dxa" w:w="120"/>
-            </w:tcMar>
-          </w:tcPr>
-          <w:p>
-            <w:pPr>
-              <w:jc w:val="left"/>
-            </w:pPr>
-            <w:r>
-              <w:rPr>
-                <w:rFonts w:ascii="Times New Roman" w:cs="Times New Roman" w:eastAsia="Times New Roman" w:hAnsi="Times New Roman"/>
-                <w:b w:val="false"/>
-                <w:bCs w:val="false"/>
-                <w:sz w:val="24"/>
-                <w:szCs w:val="24"/>
-              </w:rPr>
-              <w:t xml:space="preserve">[Mô tả nhiệm vụ cụ thể]</w:t>
-            </w:r>
-          </w:p>
-        </w:tc>
-        <w:tc>
-          <w:tcPr>
-            <w:tcW w:type="dxa" w:w="2100"/>
-            <w:tcBorders>
-              <w:top w:val="single" w:color="aab7c4" w:sz="1"/>
-              <w:left w:val="single" w:color="aab7c4" w:sz="1"/>
-              <w:bottom w:val="single" w:color="aab7c4" w:sz="1"/>
-              <w:right w:val="single" w:color="aab7c4" w:sz="1"/>
-            </w:tcBorders>
-            <w:shd w:fill="f8f9fa" w:val="clear"/>
-            <w:tcMar>
-              <w:top w:type="dxa" w:w="80"/>
-              <w:left w:type="dxa" w:w="120"/>
-              <w:bottom w:type="dxa" w:w="80"/>
-              <w:right w:type="dxa" w:w="120"/>
-            </w:tcMar>
-          </w:tcPr>
-          <w:p>
-            <w:pPr>
-              <w:jc w:val="left"/>
-            </w:pPr>
-            <w:r>
-              <w:rPr>
-                <w:rFonts w:ascii="Times New Roman" w:cs="Times New Roman" w:eastAsia="Times New Roman" w:hAnsi="Times New Roman"/>
-                <w:b w:val="false"/>
-                <w:bCs w:val="false"/>
-                <w:sz w:val="24"/>
-                <w:szCs w:val="24"/>
-              </w:rPr>
-              <w:t xml:space="preserve">[Đạt / Một phần / Chưa đạt]</w:t>
-            </w:r>
-          </w:p>
-        </w:tc>
-        <w:tc>
-          <w:tcPr>
-            <w:tcW w:type="dxa" w:w="1500"/>
-            <w:tcBorders>
-              <w:top w:val="single" w:color="aab7c4" w:sz="1"/>
-              <w:left w:val="single" w:color="aab7c4" w:sz="1"/>
-              <w:bottom w:val="single" w:color="aab7c4" w:sz="1"/>
-              <w:right w:val="single" w:color="aab7c4" w:sz="1"/>
-            </w:tcBorders>
-            <w:shd w:fill="f8f9fa" w:val="clear"/>
-            <w:tcMar>
-              <w:top w:type="dxa" w:w="80"/>
-              <w:left w:type="dxa" w:w="120"/>
-              <w:bottom w:type="dxa" w:w="80"/>
-              <w:right w:type="dxa" w:w="120"/>
-            </w:tcMar>
-          </w:tcPr>
-          <w:p>
-            <w:pPr>
-              <w:jc w:val="left"/>
-            </w:pPr>
-            <w:r>
-              <w:rPr>
-                <w:rFonts w:ascii="Times New Roman" w:cs="Times New Roman" w:eastAsia="Times New Roman" w:hAnsi="Times New Roman"/>
-                <w:b w:val="false"/>
-                <w:bCs w:val="false"/>
-                <w:sz w:val="24"/>
-                <w:szCs w:val="24"/>
-              </w:rPr>
-              <w:t xml:space="preserve">[___%]</w:t>
-            </w:r>
-          </w:p>
-        </w:tc>
-      </w:tr>
-      <w:tr>
-        <w:tc>
-          <w:tcPr>
-            <w:tcW w:type="dxa" w:w="500"/>
-            <w:tcBorders>
-              <w:top w:val="single" w:color="aab7c4" w:sz="1"/>
-              <w:left w:val="single" w:color="aab7c4" w:sz="1"/>
-              <w:bottom w:val="single" w:color="aab7c4" w:sz="1"/>
-              <w:right w:val="single" w:color="aab7c4" w:sz="1"/>
-            </w:tcBorders>
-            <w:shd w:fill="ffffff" w:val="clear"/>
-            <w:tcMar>
-              <w:top w:type="dxa" w:w="80"/>
-              <w:left w:type="dxa" w:w="120"/>
-              <w:bottom w:type="dxa" w:w="80"/>
-              <w:right w:type="dxa" w:w="120"/>
-            </w:tcMar>
-          </w:tcPr>
-          <w:p>
-            <w:pPr>
-              <w:jc w:val="left"/>
-            </w:pPr>
-            <w:r>
-              <w:rPr>
-                <w:rFonts w:ascii="Times New Roman" w:cs="Times New Roman" w:eastAsia="Times New Roman" w:hAnsi="Times New Roman"/>
-                <w:b w:val="false"/>
-                <w:bCs w:val="false"/>
-                <w:sz w:val="24"/>
-                <w:szCs w:val="24"/>
-              </w:rPr>
-              <w:t xml:space="preserve">2</w:t>
-            </w:r>
-          </w:p>
-        </w:tc>
-        <w:tc>
-          <w:tcPr>
-            <w:tcW w:type="dxa" w:w="2200"/>
-            <w:tcBorders>
-              <w:top w:val="single" w:color="aab7c4" w:sz="1"/>
-              <w:left w:val="single" w:color="aab7c4" w:sz="1"/>
-              <w:bottom w:val="single" w:color="aab7c4" w:sz="1"/>
-              <w:right w:val="single" w:color="aab7c4" w:sz="1"/>
-            </w:tcBorders>
-            <w:shd w:fill="ffffff" w:val="clear"/>
-            <w:tcMar>
-              <w:top w:type="dxa" w:w="80"/>
-              <w:left w:type="dxa" w:w="120"/>
-              <w:bottom w:type="dxa" w:w="80"/>
-              <w:right w:type="dxa" w:w="120"/>
-            </w:tcMar>
-          </w:tcPr>
-          <w:p>
-            <w:pPr>
-              <w:jc w:val="left"/>
-            </w:pPr>
-            <w:r>
-              <w:rPr>
-                <w:rFonts w:ascii="Times New Roman" w:cs="Times New Roman" w:eastAsia="Times New Roman" w:hAnsi="Times New Roman"/>
-                <w:b w:val="false"/>
-                <w:bCs w:val="false"/>
-                <w:sz w:val="24"/>
-                <w:szCs w:val="24"/>
-              </w:rPr>
-              <w:t xml:space="preserve">[Họ tên]</w:t>
-            </w:r>
-          </w:p>
-        </w:tc>
-        <w:tc>
-          <w:tcPr>
-            <w:tcW w:type="dxa" w:w="2726"/>
-            <w:tcBorders>
-              <w:top w:val="single" w:color="aab7c4" w:sz="1"/>
-              <w:left w:val="single" w:color="aab7c4" w:sz="1"/>
-              <w:bottom w:val="single" w:color="aab7c4" w:sz="1"/>
-              <w:right w:val="single" w:color="aab7c4" w:sz="1"/>
-            </w:tcBorders>
-            <w:shd w:fill="ffffff" w:val="clear"/>
-            <w:tcMar>
-              <w:top w:type="dxa" w:w="80"/>
-              <w:left w:type="dxa" w:w="120"/>
-              <w:bottom w:type="dxa" w:w="80"/>
-              <w:right w:type="dxa" w:w="120"/>
-            </w:tcMar>
-          </w:tcPr>
-          <w:p>
-            <w:pPr>
-              <w:jc w:val="left"/>
-            </w:pPr>
-            <w:r>
-              <w:rPr>
-                <w:rFonts w:ascii="Times New Roman" w:cs="Times New Roman" w:eastAsia="Times New Roman" w:hAnsi="Times New Roman"/>
-                <w:b w:val="false"/>
-                <w:bCs w:val="false"/>
-                <w:sz w:val="24"/>
-                <w:szCs w:val="24"/>
-              </w:rPr>
-              <w:t xml:space="preserve">[Mô tả nhiệm vụ cụ thể]</w:t>
-            </w:r>
-          </w:p>
-        </w:tc>
-        <w:tc>
-          <w:tcPr>
-            <w:tcW w:type="dxa" w:w="2100"/>
-            <w:tcBorders>
-              <w:top w:val="single" w:color="aab7c4" w:sz="1"/>
-              <w:left w:val="single" w:color="aab7c4" w:sz="1"/>
-              <w:bottom w:val="single" w:color="aab7c4" w:sz="1"/>
-              <w:right w:val="single" w:color="aab7c4" w:sz="1"/>
-            </w:tcBorders>
-            <w:shd w:fill="ffffff" w:val="clear"/>
-            <w:tcMar>
-              <w:top w:type="dxa" w:w="80"/>
-              <w:left w:type="dxa" w:w="120"/>
-              <w:bottom w:type="dxa" w:w="80"/>
-              <w:right w:type="dxa" w:w="120"/>
-            </w:tcMar>
-          </w:tcPr>
-          <w:p>
-            <w:pPr>
-              <w:jc w:val="left"/>
-            </w:pPr>
-            <w:r>
-              <w:rPr>
-                <w:rFonts w:ascii="Times New Roman" w:cs="Times New Roman" w:eastAsia="Times New Roman" w:hAnsi="Times New Roman"/>
-                <w:b w:val="false"/>
-                <w:bCs w:val="false"/>
-                <w:sz w:val="24"/>
-                <w:szCs w:val="24"/>
-              </w:rPr>
-              <w:t xml:space="preserve">[Đạt / Một phần / Chưa đạt]</w:t>
-            </w:r>
-          </w:p>
-        </w:tc>
-        <w:tc>
-          <w:tcPr>
-            <w:tcW w:type="dxa" w:w="1500"/>
-            <w:tcBorders>
-              <w:top w:val="single" w:color="aab7c4" w:sz="1"/>
-              <w:left w:val="single" w:color="aab7c4" w:sz="1"/>
-              <w:bottom w:val="single" w:color="aab7c4" w:sz="1"/>
-              <w:right w:val="single" w:color="aab7c4" w:sz="1"/>
-            </w:tcBorders>
-            <w:shd w:fill="ffffff" w:val="clear"/>
-            <w:tcMar>
-              <w:top w:type="dxa" w:w="80"/>
-              <w:left w:type="dxa" w:w="120"/>
-              <w:bottom w:type="dxa" w:w="80"/>
-              <w:right w:type="dxa" w:w="120"/>
-            </w:tcMar>
-          </w:tcPr>
-          <w:p>
-            <w:pPr>
-              <w:jc w:val="left"/>
-            </w:pPr>
-            <w:r>
-              <w:rPr>
-                <w:rFonts w:ascii="Times New Roman" w:cs="Times New Roman" w:eastAsia="Times New Roman" w:hAnsi="Times New Roman"/>
-                <w:b w:val="false"/>
-                <w:bCs w:val="false"/>
-                <w:sz w:val="24"/>
-                <w:szCs w:val="24"/>
-              </w:rPr>
-              <w:t xml:space="preserve">[___%]</w:t>
-            </w:r>
-          </w:p>
-        </w:tc>
-      </w:tr>
-      <w:tr>
-        <w:tc>
-          <w:tcPr>
-            <w:tcW w:type="dxa" w:w="500"/>
-            <w:tcBorders>
-              <w:top w:val="single" w:color="aab7c4" w:sz="1"/>
-              <w:left w:val="single" w:color="aab7c4" w:sz="1"/>
-              <w:bottom w:val="single" w:color="aab7c4" w:sz="1"/>
-              <w:right w:val="single" w:color="aab7c4" w:sz="1"/>
-            </w:tcBorders>
-            <w:shd w:fill="f8f9fa" w:val="clear"/>
-            <w:tcMar>
-              <w:top w:type="dxa" w:w="80"/>
-              <w:left w:type="dxa" w:w="120"/>
-              <w:bottom w:type="dxa" w:w="80"/>
-              <w:right w:type="dxa" w:w="120"/>
-            </w:tcMar>
-          </w:tcPr>
-          <w:p>
-            <w:pPr>
-              <w:jc w:val="left"/>
-            </w:pPr>
-            <w:r>
-              <w:rPr>
-                <w:rFonts w:ascii="Times New Roman" w:cs="Times New Roman" w:eastAsia="Times New Roman" w:hAnsi="Times New Roman"/>
-                <w:b w:val="false"/>
-                <w:bCs w:val="false"/>
-                <w:sz w:val="24"/>
-                <w:szCs w:val="24"/>
-              </w:rPr>
-              <w:t xml:space="preserve">3</w:t>
-            </w:r>
-          </w:p>
-        </w:tc>
-        <w:tc>
-          <w:tcPr>
-            <w:tcW w:type="dxa" w:w="2200"/>
-            <w:tcBorders>
-              <w:top w:val="single" w:color="aab7c4" w:sz="1"/>
-              <w:left w:val="single" w:color="aab7c4" w:sz="1"/>
-              <w:bottom w:val="single" w:color="aab7c4" w:sz="1"/>
-              <w:right w:val="single" w:color="aab7c4" w:sz="1"/>
-            </w:tcBorders>
-            <w:shd w:fill="f8f9fa" w:val="clear"/>
-            <w:tcMar>
-              <w:top w:type="dxa" w:w="80"/>
-              <w:left w:type="dxa" w:w="120"/>
-              <w:bottom w:type="dxa" w:w="80"/>
-              <w:right w:type="dxa" w:w="120"/>
-            </w:tcMar>
-          </w:tcPr>
-          <w:p>
-            <w:pPr>
-              <w:jc w:val="left"/>
-            </w:pPr>
-            <w:r>
-              <w:rPr>
-                <w:rFonts w:ascii="Times New Roman" w:cs="Times New Roman" w:eastAsia="Times New Roman" w:hAnsi="Times New Roman"/>
-                <w:b w:val="false"/>
-                <w:bCs w:val="false"/>
-                <w:sz w:val="24"/>
-                <w:szCs w:val="24"/>
-              </w:rPr>
-              <w:t xml:space="preserve">[Họ tên]</w:t>
-            </w:r>
-          </w:p>
-        </w:tc>
-        <w:tc>
-          <w:tcPr>
-            <w:tcW w:type="dxa" w:w="2726"/>
-            <w:tcBorders>
-              <w:top w:val="single" w:color="aab7c4" w:sz="1"/>
-              <w:left w:val="single" w:color="aab7c4" w:sz="1"/>
-              <w:bottom w:val="single" w:color="aab7c4" w:sz="1"/>
-              <w:right w:val="single" w:color="aab7c4" w:sz="1"/>
-            </w:tcBorders>
-            <w:shd w:fill="f8f9fa" w:val="clear"/>
-            <w:tcMar>
-              <w:top w:type="dxa" w:w="80"/>
-              <w:left w:type="dxa" w:w="120"/>
-              <w:bottom w:type="dxa" w:w="80"/>
-              <w:right w:type="dxa" w:w="120"/>
-            </w:tcMar>
-          </w:tcPr>
-          <w:p>
-            <w:pPr>
-              <w:jc w:val="left"/>
-            </w:pPr>
-            <w:r>
-              <w:rPr>
-                <w:rFonts w:ascii="Times New Roman" w:cs="Times New Roman" w:eastAsia="Times New Roman" w:hAnsi="Times New Roman"/>
-                <w:b w:val="false"/>
-                <w:bCs w:val="false"/>
-                <w:sz w:val="24"/>
-                <w:szCs w:val="24"/>
-              </w:rPr>
-              <w:t xml:space="preserve">[Mô tả nhiệm vụ cụ thể]</w:t>
-            </w:r>
-          </w:p>
-        </w:tc>
-        <w:tc>
-          <w:tcPr>
-            <w:tcW w:type="dxa" w:w="2100"/>
-            <w:tcBorders>
-              <w:top w:val="single" w:color="aab7c4" w:sz="1"/>
-              <w:left w:val="single" w:color="aab7c4" w:sz="1"/>
-              <w:bottom w:val="single" w:color="aab7c4" w:sz="1"/>
-              <w:right w:val="single" w:color="aab7c4" w:sz="1"/>
-            </w:tcBorders>
-            <w:shd w:fill="f8f9fa" w:val="clear"/>
-            <w:tcMar>
-              <w:top w:type="dxa" w:w="80"/>
-              <w:left w:type="dxa" w:w="120"/>
-              <w:bottom w:type="dxa" w:w="80"/>
-              <w:right w:type="dxa" w:w="120"/>
-            </w:tcMar>
-          </w:tcPr>
-          <w:p>
-            <w:pPr>
-              <w:jc w:val="left"/>
-            </w:pPr>
-            <w:r>
-              <w:rPr>
-                <w:rFonts w:ascii="Times New Roman" w:cs="Times New Roman" w:eastAsia="Times New Roman" w:hAnsi="Times New Roman"/>
-                <w:b w:val="false"/>
-                <w:bCs w:val="false"/>
-                <w:sz w:val="24"/>
-                <w:szCs w:val="24"/>
-              </w:rPr>
-              <w:t xml:space="preserve">[Đạt / Một phần / Chưa đạt]</w:t>
-            </w:r>
-          </w:p>
-        </w:tc>
-        <w:tc>
-          <w:tcPr>
-            <w:tcW w:type="dxa" w:w="1500"/>
-            <w:tcBorders>
-              <w:top w:val="single" w:color="aab7c4" w:sz="1"/>
-              <w:left w:val="single" w:color="aab7c4" w:sz="1"/>
-              <w:bottom w:val="single" w:color="aab7c4" w:sz="1"/>
-              <w:right w:val="single" w:color="aab7c4" w:sz="1"/>
-            </w:tcBorders>
-            <w:shd w:fill="f8f9fa" w:val="clear"/>
-            <w:tcMar>
-              <w:top w:type="dxa" w:w="80"/>
-              <w:left w:type="dxa" w:w="120"/>
-              <w:bottom w:type="dxa" w:w="80"/>
-              <w:right w:type="dxa" w:w="120"/>
-            </w:tcMar>
-          </w:tcPr>
-          <w:p>
-            <w:pPr>
-              <w:jc w:val="left"/>
-            </w:pPr>
-            <w:r>
-              <w:rPr>
-                <w:rFonts w:ascii="Times New Roman" w:cs="Times New Roman" w:eastAsia="Times New Roman" w:hAnsi="Times New Roman"/>
-                <w:b w:val="false"/>
-                <w:bCs w:val="false"/>
-                <w:sz w:val="24"/>
-                <w:szCs w:val="24"/>
-              </w:rPr>
-              <w:t xml:space="preserve">[___%]</w:t>
-            </w:r>
-          </w:p>
-        </w:tc>
-      </w:tr>
-      <w:tr>
-        <w:tc>
-          <w:tcPr>
-            <w:tcW w:type="dxa" w:w="500"/>
-            <w:tcBorders>
-              <w:top w:val="single" w:color="aab7c4" w:sz="1"/>
-              <w:left w:val="single" w:color="aab7c4" w:sz="1"/>
-              <w:bottom w:val="single" w:color="aab7c4" w:sz="1"/>
-              <w:right w:val="single" w:color="aab7c4" w:sz="1"/>
-            </w:tcBorders>
-            <w:shd w:fill="ffffff" w:val="clear"/>
-            <w:tcMar>
-              <w:top w:type="dxa" w:w="80"/>
-              <w:left w:type="dxa" w:w="120"/>
-              <w:bottom w:type="dxa" w:w="80"/>
-              <w:right w:type="dxa" w:w="120"/>
-            </w:tcMar>
-          </w:tcPr>
-          <w:p>
-            <w:pPr>
-              <w:jc w:val="left"/>
-            </w:pPr>
-            <w:r>
-              <w:rPr>
-                <w:rFonts w:ascii="Times New Roman" w:cs="Times New Roman" w:eastAsia="Times New Roman" w:hAnsi="Times New Roman"/>
-                <w:b w:val="false"/>
-                <w:bCs w:val="false"/>
-                <w:sz w:val="24"/>
-                <w:szCs w:val="24"/>
-              </w:rPr>
-              <w:t xml:space="preserve">4</w:t>
-            </w:r>
-          </w:p>
-        </w:tc>
-        <w:tc>
-          <w:tcPr>
-            <w:tcW w:type="dxa" w:w="2200"/>
-            <w:tcBorders>
-              <w:top w:val="single" w:color="aab7c4" w:sz="1"/>
-              <w:left w:val="single" w:color="aab7c4" w:sz="1"/>
-              <w:bottom w:val="single" w:color="aab7c4" w:sz="1"/>
-              <w:right w:val="single" w:color="aab7c4" w:sz="1"/>
-            </w:tcBorders>
-            <w:shd w:fill="ffffff" w:val="clear"/>
-            <w:tcMar>
-              <w:top w:type="dxa" w:w="80"/>
-              <w:left w:type="dxa" w:w="120"/>
-              <w:bottom w:type="dxa" w:w="80"/>
-              <w:right w:type="dxa" w:w="120"/>
-            </w:tcMar>
-          </w:tcPr>
-          <w:p>
-            <w:pPr>
-              <w:jc w:val="left"/>
-            </w:pPr>
-            <w:r>
-              <w:rPr>
-                <w:rFonts w:ascii="Times New Roman" w:cs="Times New Roman" w:eastAsia="Times New Roman" w:hAnsi="Times New Roman"/>
-                <w:b w:val="false"/>
-                <w:bCs w:val="false"/>
-                <w:sz w:val="24"/>
-                <w:szCs w:val="24"/>
-              </w:rPr>
-              <w:t xml:space="preserve">[Họ tên]</w:t>
-            </w:r>
-          </w:p>
-        </w:tc>
-        <w:tc>
-          <w:tcPr>
-            <w:tcW w:type="dxa" w:w="2726"/>
-            <w:tcBorders>
-              <w:top w:val="single" w:color="aab7c4" w:sz="1"/>
-              <w:left w:val="single" w:color="aab7c4" w:sz="1"/>
-              <w:bottom w:val="single" w:color="aab7c4" w:sz="1"/>
-              <w:right w:val="single" w:color="aab7c4" w:sz="1"/>
-            </w:tcBorders>
-            <w:shd w:fill="ffffff" w:val="clear"/>
-            <w:tcMar>
-              <w:top w:type="dxa" w:w="80"/>
-              <w:left w:type="dxa" w:w="120"/>
-              <w:bottom w:type="dxa" w:w="80"/>
-              <w:right w:type="dxa" w:w="120"/>
-            </w:tcMar>
-          </w:tcPr>
-          <w:p>
-            <w:pPr>
-              <w:jc w:val="left"/>
-            </w:pPr>
-            <w:r>
-              <w:rPr>
-                <w:rFonts w:ascii="Times New Roman" w:cs="Times New Roman" w:eastAsia="Times New Roman" w:hAnsi="Times New Roman"/>
-                <w:b w:val="false"/>
-                <w:bCs w:val="false"/>
-                <w:sz w:val="24"/>
-                <w:szCs w:val="24"/>
-              </w:rPr>
-              <w:t xml:space="preserve">[Mô tả nhiệm vụ cụ thể]</w:t>
-            </w:r>
-          </w:p>
-        </w:tc>
-        <w:tc>
-          <w:tcPr>
-            <w:tcW w:type="dxa" w:w="2100"/>
-            <w:tcBorders>
-              <w:top w:val="single" w:color="aab7c4" w:sz="1"/>
-              <w:left w:val="single" w:color="aab7c4" w:sz="1"/>
-              <w:bottom w:val="single" w:color="aab7c4" w:sz="1"/>
-              <w:right w:val="single" w:color="aab7c4" w:sz="1"/>
-            </w:tcBorders>
-            <w:shd w:fill="ffffff" w:val="clear"/>
-            <w:tcMar>
-              <w:top w:type="dxa" w:w="80"/>
-              <w:left w:type="dxa" w:w="120"/>
-              <w:bottom w:type="dxa" w:w="80"/>
-              <w:right w:type="dxa" w:w="120"/>
-            </w:tcMar>
-          </w:tcPr>
-          <w:p>
-            <w:pPr>
-              <w:jc w:val="left"/>
-            </w:pPr>
-            <w:r>
-              <w:rPr>
-                <w:rFonts w:ascii="Times New Roman" w:cs="Times New Roman" w:eastAsia="Times New Roman" w:hAnsi="Times New Roman"/>
-                <w:b w:val="false"/>
-                <w:bCs w:val="false"/>
-                <w:sz w:val="24"/>
-                <w:szCs w:val="24"/>
-              </w:rPr>
-              <w:t xml:space="preserve">[Đạt / Một phần / Chưa đạt]</w:t>
-            </w:r>
-          </w:p>
-        </w:tc>
-        <w:tc>
-          <w:tcPr>
-            <w:tcW w:type="dxa" w:w="1500"/>
-            <w:tcBorders>
-              <w:top w:val="single" w:color="aab7c4" w:sz="1"/>
-              <w:left w:val="single" w:color="aab7c4" w:sz="1"/>
-              <w:bottom w:val="single" w:color="aab7c4" w:sz="1"/>
-              <w:right w:val="single" w:color="aab7c4" w:sz="1"/>
-            </w:tcBorders>
-            <w:shd w:fill="ffffff" w:val="clear"/>
-            <w:tcMar>
-              <w:top w:type="dxa" w:w="80"/>
-              <w:left w:type="dxa" w:w="120"/>
-              <w:bottom w:type="dxa" w:w="80"/>
-              <w:right w:type="dxa" w:w="120"/>
-            </w:tcMar>
-          </w:tcPr>
-          <w:p>
-            <w:pPr>
-              <w:jc w:val="left"/>
-            </w:pPr>
-            <w:r>
-              <w:rPr>
-                <w:rFonts w:ascii="Times New Roman" w:cs="Times New Roman" w:eastAsia="Times New Roman" w:hAnsi="Times New Roman"/>
-                <w:b w:val="false"/>
-                <w:bCs w:val="false"/>
-                <w:sz w:val="24"/>
-                <w:szCs w:val="24"/>
-              </w:rPr>
-              <w:t xml:space="preserve">[___%]</w:t>
-            </w:r>
-          </w:p>
-        </w:tc>
-      </w:tr>
-      <w:tr>
-        <w:tc>
-          <w:tcPr>
-            <w:tcW w:type="dxa" w:w="500"/>
-            <w:tcBorders>
-              <w:top w:val="single" w:color="aab7c4" w:sz="1"/>
-              <w:left w:val="single" w:color="aab7c4" w:sz="1"/>
-              <w:bottom w:val="single" w:color="aab7c4" w:sz="1"/>
-              <w:right w:val="single" w:color="aab7c4" w:sz="1"/>
-            </w:tcBorders>
-            <w:shd w:fill="f8f9fa" w:val="clear"/>
-            <w:tcMar>
-              <w:top w:type="dxa" w:w="80"/>
-              <w:left w:type="dxa" w:w="120"/>
-              <w:bottom w:type="dxa" w:w="80"/>
-              <w:right w:type="dxa" w:w="120"/>
-            </w:tcMar>
-          </w:tcPr>
-          <w:p>
-            <w:pPr>
-              <w:jc w:val="left"/>
-            </w:pPr>
-            <w:r>
-              <w:rPr>
-                <w:rFonts w:ascii="Times New Roman" w:cs="Times New Roman" w:eastAsia="Times New Roman" w:hAnsi="Times New Roman"/>
-                <w:b w:val="false"/>
-                <w:bCs w:val="false"/>
-                <w:sz w:val="24"/>
-                <w:szCs w:val="24"/>
-              </w:rPr>
-              <w:t xml:space="preserve">5</w:t>
-            </w:r>
-          </w:p>
-        </w:tc>
-        <w:tc>
-          <w:tcPr>
-            <w:tcW w:type="dxa" w:w="2200"/>
-            <w:tcBorders>
-              <w:top w:val="single" w:color="aab7c4" w:sz="1"/>
-              <w:left w:val="single" w:color="aab7c4" w:sz="1"/>
-              <w:bottom w:val="single" w:color="aab7c4" w:sz="1"/>
-              <w:right w:val="single" w:color="aab7c4" w:sz="1"/>
-            </w:tcBorders>
-            <w:shd w:fill="f8f9fa" w:val="clear"/>
-            <w:tcMar>
-              <w:top w:type="dxa" w:w="80"/>
-              <w:left w:type="dxa" w:w="120"/>
-              <w:bottom w:type="dxa" w:w="80"/>
-              <w:right w:type="dxa" w:w="120"/>
-            </w:tcMar>
-          </w:tcPr>
-          <w:p>
-            <w:pPr>
-              <w:jc w:val="left"/>
-            </w:pPr>
-            <w:r>
-              <w:rPr>
-                <w:rFonts w:ascii="Times New Roman" w:cs="Times New Roman" w:eastAsia="Times New Roman" w:hAnsi="Times New Roman"/>
-                <w:b w:val="false"/>
-                <w:bCs w:val="false"/>
-                <w:sz w:val="24"/>
-                <w:szCs w:val="24"/>
-              </w:rPr>
-              <w:t xml:space="preserve">[Họ tên]</w:t>
-            </w:r>
-          </w:p>
-        </w:tc>
-        <w:tc>
-          <w:tcPr>
-            <w:tcW w:type="dxa" w:w="2726"/>
-            <w:tcBorders>
-              <w:top w:val="single" w:color="aab7c4" w:sz="1"/>
-              <w:left w:val="single" w:color="aab7c4" w:sz="1"/>
-              <w:bottom w:val="single" w:color="aab7c4" w:sz="1"/>
-              <w:right w:val="single" w:color="aab7c4" w:sz="1"/>
-            </w:tcBorders>
-            <w:shd w:fill="f8f9fa" w:val="clear"/>
-            <w:tcMar>
-              <w:top w:type="dxa" w:w="80"/>
-              <w:left w:type="dxa" w:w="120"/>
-              <w:bottom w:type="dxa" w:w="80"/>
-              <w:right w:type="dxa" w:w="120"/>
-            </w:tcMar>
-          </w:tcPr>
-          <w:p>
-            <w:pPr>
-              <w:jc w:val="left"/>
-            </w:pPr>
-            <w:r>
-              <w:rPr>
-                <w:rFonts w:ascii="Times New Roman" w:cs="Times New Roman" w:eastAsia="Times New Roman" w:hAnsi="Times New Roman"/>
-                <w:b w:val="false"/>
-                <w:bCs w:val="false"/>
-                <w:sz w:val="24"/>
-                <w:szCs w:val="24"/>
-              </w:rPr>
-              <w:t xml:space="preserve">[Mô tả nhiệm vụ cụ thể]</w:t>
-            </w:r>
-          </w:p>
-        </w:tc>
-        <w:tc>
-          <w:tcPr>
-            <w:tcW w:type="dxa" w:w="2100"/>
-            <w:tcBorders>
-              <w:top w:val="single" w:color="aab7c4" w:sz="1"/>
-              <w:left w:val="single" w:color="aab7c4" w:sz="1"/>
-              <w:bottom w:val="single" w:color="aab7c4" w:sz="1"/>
-              <w:right w:val="single" w:color="aab7c4" w:sz="1"/>
-            </w:tcBorders>
-            <w:shd w:fill="f8f9fa" w:val="clear"/>
-            <w:tcMar>
-              <w:top w:type="dxa" w:w="80"/>
-              <w:left w:type="dxa" w:w="120"/>
-              <w:bottom w:type="dxa" w:w="80"/>
-              <w:right w:type="dxa" w:w="120"/>
-            </w:tcMar>
-          </w:tcPr>
-          <w:p>
-            <w:pPr>
-              <w:jc w:val="left"/>
-            </w:pPr>
-            <w:r>
-              <w:rPr>
-                <w:rFonts w:ascii="Times New Roman" w:cs="Times New Roman" w:eastAsia="Times New Roman" w:hAnsi="Times New Roman"/>
-                <w:b w:val="false"/>
-                <w:bCs w:val="false"/>
-                <w:sz w:val="24"/>
-                <w:szCs w:val="24"/>
-              </w:rPr>
-              <w:t xml:space="preserve">[Đạt / Một phần / Chưa đạt]</w:t>
-            </w:r>
-          </w:p>
-        </w:tc>
-        <w:tc>
-          <w:tcPr>
-            <w:tcW w:type="dxa" w:w="1500"/>
-            <w:tcBorders>
-              <w:top w:val="single" w:color="aab7c4" w:sz="1"/>
-              <w:left w:val="single" w:color="aab7c4" w:sz="1"/>
-              <w:bottom w:val="single" w:color="aab7c4" w:sz="1"/>
-              <w:right w:val="single" w:color="aab7c4" w:sz="1"/>
-            </w:tcBorders>
-            <w:shd w:fill="f8f9fa" w:val="clear"/>
-            <w:tcMar>
-              <w:top w:type="dxa" w:w="80"/>
-              <w:left w:type="dxa" w:w="120"/>
-              <w:bottom w:type="dxa" w:w="80"/>
-              <w:right w:type="dxa" w:w="120"/>
-            </w:tcMar>
-          </w:tcPr>
-          <w:p>
-            <w:pPr>
-              <w:jc w:val="left"/>
-            </w:pPr>
-            <w:r>
-              <w:rPr>
-                <w:rFonts w:ascii="Times New Roman" w:cs="Times New Roman" w:eastAsia="Times New Roman" w:hAnsi="Times New Roman"/>
-                <w:b w:val="false"/>
-                <w:bCs w:val="false"/>
-                <w:sz w:val="24"/>
-                <w:szCs w:val="24"/>
-              </w:rPr>
-              <w:t xml:space="preserve">[___%]</w:t>
-            </w:r>
-          </w:p>
-        </w:tc>
-      </w:tr>
     </w:tbl>
     <w:p>
       <w:pPr>
@@ -2906,6 +2021,132 @@
         <w:spacing w:after="60" w:before="60"/>
       </w:pPr>
       <w:r>
+        <w:t>Trong Tuần 9, nhóm tiến hành refactor tối ưu hóa cấu trúc mã nguồn bằng cách xây dựng các Custom Hooks tự thiết kế. Phan Hữu Linh viết useFetch.js quản lý logic bất đồng bộ và refactor ProjectListPage. Nguyễn Đăng Khang Huy viết useDebounce.js áp dụng vào thanh tìm kiếm, trì hoãn 500ms trước khi gửi request tìm kiếm giúp tiết kiệm tài nguyên hệ thống. Kiều Thị Kim Thoa viết useLocalStorage.js đồng bộ trạng thái theme và wishlist, kiểm tra và tuân thủ các quy tắc của React Hooks.</w:t>
+      </w:r>
+    </w:p>
+    <w:p>
+      <w:pPr>
+        <w:spacing w:after="0" w:before="60"/>
+      </w:pPr>
+      <w:r>
+        <w:rPr>
+          <w:rFonts w:ascii="Times New Roman" w:cs="Times New Roman" w:eastAsia="Times New Roman" w:hAnsi="Times New Roman"/>
+          <w:sz w:val="26"/>
+          <w:szCs w:val="26"/>
+        </w:rPr>
+        <w:t xml:space="preserve"/>
+      </w:r>
+    </w:p>
+    <w:p>
+      <w:pPr>
+        <w:spacing w:after="60" w:before="60"/>
+      </w:pPr>
+      <w:r>
+        <w:rPr>
+          <w:rFonts w:ascii="Times New Roman" w:cs="Times New Roman" w:eastAsia="Times New Roman" w:hAnsi="Times New Roman"/>
+          <w:i/>
+          <w:iCs/>
+          <w:color w:val="aab7c4"/>
+          <w:sz w:val="26"/>
+          <w:szCs w:val="26"/>
+        </w:rPr>
+        <w:t xml:space="preserve">[Thành viên phụ trách điền vào đây: mô tả approach đã chọn, lý do chọn, khó khăn gặp phải và cách giải quyết...]</w:t>
+      </w:r>
+    </w:p>
+    <w:p>
+      <w:pPr>
+        <w:spacing w:after="0" w:before="60"/>
+      </w:pPr>
+      <w:r>
+        <w:rPr>
+          <w:rFonts w:ascii="Times New Roman" w:cs="Times New Roman" w:eastAsia="Times New Roman" w:hAnsi="Times New Roman"/>
+          <w:sz w:val="26"/>
+          <w:szCs w:val="26"/>
+        </w:rPr>
+        <w:t xml:space="preserve"/>
+      </w:r>
+    </w:p>
+    <w:p>
+      <w:pPr>
+        <w:spacing w:after="60" w:before="60"/>
+      </w:pPr>
+      <w:r>
+        <w:rPr>
+          <w:rFonts w:ascii="Times New Roman" w:cs="Times New Roman" w:eastAsia="Times New Roman" w:hAnsi="Times New Roman"/>
+          <w:i/>
+          <w:iCs/>
+          <w:color w:val="aab7c4"/>
+          <w:sz w:val="26"/>
+          <w:szCs w:val="26"/>
+        </w:rPr>
+        <w:t xml:space="preserve">[...]</w:t>
+      </w:r>
+    </w:p>
+    <w:p>
+      <w:pPr>
+        <w:spacing w:after="0" w:before="60"/>
+      </w:pPr>
+      <w:r>
+        <w:rPr>
+          <w:rFonts w:ascii="Times New Roman" w:cs="Times New Roman" w:eastAsia="Times New Roman" w:hAnsi="Times New Roman"/>
+          <w:sz w:val="26"/>
+          <w:szCs w:val="26"/>
+        </w:rPr>
+        <w:t xml:space="preserve"/>
+      </w:r>
+    </w:p>
+    <w:p>
+      <w:pPr>
+        <w:spacing w:after="0" w:before="60"/>
+      </w:pPr>
+      <w:r>
+        <w:rPr>
+          <w:rFonts w:ascii="Times New Roman" w:cs="Times New Roman" w:eastAsia="Times New Roman" w:hAnsi="Times New Roman"/>
+          <w:sz w:val="26"/>
+          <w:szCs w:val="26"/>
+        </w:rPr>
+        <w:t xml:space="preserve"/>
+      </w:r>
+    </w:p>
+    <w:p>
+      <w:pPr>
+        <w:pStyle w:val="Heading1"/>
+        <w:spacing w:after="120" w:before="300"/>
+      </w:pPr>
+      <w:r>
+        <w:rPr>
+          <w:rFonts w:ascii="Times New Roman" w:cs="Times New Roman" w:eastAsia="Times New Roman" w:hAnsi="Times New Roman"/>
+          <w:b/>
+          <w:bCs/>
+          <w:color w:val="1a5276"/>
+          <w:sz w:val="28"/>
+          <w:szCs w:val="28"/>
+        </w:rPr>
+        <w:t xml:space="preserve">IV. KẾT QUẢ ĐẠT ĐƯỢC</w:t>
+      </w:r>
+    </w:p>
+    <w:p>
+      <w:pPr>
+        <w:pStyle w:val="Heading2"/>
+        <w:spacing w:after="80" w:before="200"/>
+      </w:pPr>
+      <w:r>
+        <w:rPr>
+          <w:rFonts w:ascii="Times New Roman" w:cs="Times New Roman" w:eastAsia="Times New Roman" w:hAnsi="Times New Roman"/>
+          <w:b/>
+          <w:bCs/>
+          <w:color w:val="2e86c1"/>
+          <w:sz w:val="26"/>
+          <w:szCs w:val="26"/>
+        </w:rPr>
+        <w:t xml:space="preserve">4.1. Kết quả kỹ thuật đạt được</w:t>
+      </w:r>
+    </w:p>
+    <w:p>
+      <w:pPr>
+        <w:spacing w:after="60" w:before="60"/>
+      </w:pPr>
+      <w:r>
         <w:rPr>
           <w:rFonts w:ascii="Times New Roman" w:cs="Times New Roman" w:eastAsia="Times New Roman" w:hAnsi="Times New Roman"/>
           <w:i/>
@@ -2914,140 +2155,6 @@
           <w:sz w:val="26"/>
           <w:szCs w:val="26"/>
         </w:rPr>
-        <w:t xml:space="preserve">Giải thích cách nhóm tiếp cận và thực hiện các công việc chính. Tối thiểu 150 từ.</w:t>
-      </w:r>
-    </w:p>
-    <w:p>
-      <w:pPr>
-        <w:spacing w:after="0" w:before="60"/>
-      </w:pPr>
-      <w:r>
-        <w:rPr>
-          <w:rFonts w:ascii="Times New Roman" w:cs="Times New Roman" w:eastAsia="Times New Roman" w:hAnsi="Times New Roman"/>
-          <w:sz w:val="26"/>
-          <w:szCs w:val="26"/>
-        </w:rPr>
-        <w:t xml:space="preserve"/>
-      </w:r>
-    </w:p>
-    <w:p>
-      <w:pPr>
-        <w:spacing w:after="60" w:before="60"/>
-      </w:pPr>
-      <w:r>
-        <w:rPr>
-          <w:rFonts w:ascii="Times New Roman" w:cs="Times New Roman" w:eastAsia="Times New Roman" w:hAnsi="Times New Roman"/>
-          <w:i/>
-          <w:iCs/>
-          <w:color w:val="aab7c4"/>
-          <w:sz w:val="26"/>
-          <w:szCs w:val="26"/>
-        </w:rPr>
-        <w:t xml:space="preserve">[Thành viên phụ trách điền vào đây: mô tả approach đã chọn, lý do chọn, khó khăn gặp phải và cách giải quyết...]</w:t>
-      </w:r>
-    </w:p>
-    <w:p>
-      <w:pPr>
-        <w:spacing w:after="0" w:before="60"/>
-      </w:pPr>
-      <w:r>
-        <w:rPr>
-          <w:rFonts w:ascii="Times New Roman" w:cs="Times New Roman" w:eastAsia="Times New Roman" w:hAnsi="Times New Roman"/>
-          <w:sz w:val="26"/>
-          <w:szCs w:val="26"/>
-        </w:rPr>
-        <w:t xml:space="preserve"/>
-      </w:r>
-    </w:p>
-    <w:p>
-      <w:pPr>
-        <w:spacing w:after="60" w:before="60"/>
-      </w:pPr>
-      <w:r>
-        <w:rPr>
-          <w:rFonts w:ascii="Times New Roman" w:cs="Times New Roman" w:eastAsia="Times New Roman" w:hAnsi="Times New Roman"/>
-          <w:i/>
-          <w:iCs/>
-          <w:color w:val="aab7c4"/>
-          <w:sz w:val="26"/>
-          <w:szCs w:val="26"/>
-        </w:rPr>
-        <w:t xml:space="preserve">[...]</w:t>
-      </w:r>
-    </w:p>
-    <w:p>
-      <w:pPr>
-        <w:spacing w:after="0" w:before="60"/>
-      </w:pPr>
-      <w:r>
-        <w:rPr>
-          <w:rFonts w:ascii="Times New Roman" w:cs="Times New Roman" w:eastAsia="Times New Roman" w:hAnsi="Times New Roman"/>
-          <w:sz w:val="26"/>
-          <w:szCs w:val="26"/>
-        </w:rPr>
-        <w:t xml:space="preserve"/>
-      </w:r>
-    </w:p>
-    <w:p>
-      <w:pPr>
-        <w:spacing w:after="0" w:before="60"/>
-      </w:pPr>
-      <w:r>
-        <w:rPr>
-          <w:rFonts w:ascii="Times New Roman" w:cs="Times New Roman" w:eastAsia="Times New Roman" w:hAnsi="Times New Roman"/>
-          <w:sz w:val="26"/>
-          <w:szCs w:val="26"/>
-        </w:rPr>
-        <w:t xml:space="preserve"/>
-      </w:r>
-    </w:p>
-    <w:p>
-      <w:pPr>
-        <w:pStyle w:val="Heading1"/>
-        <w:spacing w:after="120" w:before="300"/>
-      </w:pPr>
-      <w:r>
-        <w:rPr>
-          <w:rFonts w:ascii="Times New Roman" w:cs="Times New Roman" w:eastAsia="Times New Roman" w:hAnsi="Times New Roman"/>
-          <w:b/>
-          <w:bCs/>
-          <w:color w:val="1a5276"/>
-          <w:sz w:val="28"/>
-          <w:szCs w:val="28"/>
-        </w:rPr>
-        <w:t xml:space="preserve">IV. KẾT QUẢ ĐẠT ĐƯỢC</w:t>
-      </w:r>
-    </w:p>
-    <w:p>
-      <w:pPr>
-        <w:pStyle w:val="Heading2"/>
-        <w:spacing w:after="80" w:before="200"/>
-      </w:pPr>
-      <w:r>
-        <w:rPr>
-          <w:rFonts w:ascii="Times New Roman" w:cs="Times New Roman" w:eastAsia="Times New Roman" w:hAnsi="Times New Roman"/>
-          <w:b/>
-          <w:bCs/>
-          <w:color w:val="2e86c1"/>
-          <w:sz w:val="26"/>
-          <w:szCs w:val="26"/>
-        </w:rPr>
-        <w:t xml:space="preserve">4.1. Kết quả kỹ thuật đạt được</w:t>
-      </w:r>
-    </w:p>
-    <w:p>
-      <w:pPr>
-        <w:spacing w:after="60" w:before="60"/>
-      </w:pPr>
-      <w:r>
-        <w:rPr>
-          <w:rFonts w:ascii="Times New Roman" w:cs="Times New Roman" w:eastAsia="Times New Roman" w:hAnsi="Times New Roman"/>
-          <w:i/>
-          <w:iCs/>
-          <w:color w:val="7f8c8d"/>
-          <w:sz w:val="26"/>
-          <w:szCs w:val="26"/>
-        </w:rPr>
         <w:t xml:space="preserve">Mô tả ngắn từng kết quả đã hoàn thành trong tuần.</w:t>
       </w:r>
     </w:p>
@@ -3092,12 +2199,7 @@
         <w:spacing w:after="40" w:before="40"/>
       </w:pPr>
       <w:r>
-        <w:rPr>
-          <w:rFonts w:ascii="Times New Roman" w:cs="Times New Roman" w:eastAsia="Times New Roman" w:hAnsi="Times New Roman"/>
-          <w:sz w:val="26"/>
-          <w:szCs w:val="26"/>
-        </w:rPr>
-        <w:t xml:space="preserve">[Kết quả 2: mô tả cụ thể — thêm link file/commit làm dẫn chứng]</w:t>
+        <w:t>Kết quả 2: Tích hợp thành công useDebounce giúp tối ưu hóa số lượng truy vấn API khi gõ từ khóa.</w:t>
       </w:r>
     </w:p>
     <w:p>
@@ -3110,12 +2212,7 @@
         <w:spacing w:after="40" w:before="40"/>
       </w:pPr>
       <w:r>
-        <w:rPr>
-          <w:rFonts w:ascii="Times New Roman" w:cs="Times New Roman" w:eastAsia="Times New Roman" w:hAnsi="Times New Roman"/>
-          <w:sz w:val="26"/>
-          <w:szCs w:val="26"/>
-        </w:rPr>
-        <w:t xml:space="preserve">[Kết quả 3: mô tả cụ thể — thêm link file/commit làm dẫn chứng]</w:t>
+        <w:t>Kết quả 3: Hoàn thiện useLocalStorage đồng bộ nhanh dữ liệu xuống bộ nhớ trình duyệt.</w:t>
       </w:r>
     </w:p>
     <w:p>
@@ -3212,36 +2309,8 @@
             </w:tcMar>
           </w:tcPr>
           <w:p>
-            <w:pPr>
-              <w:spacing w:after="0" w:before="1200"/>
-              <w:jc w:val="center"/>
-            </w:pPr>
-            <w:r>
-              <w:rPr>
-                <w:rFonts w:ascii="Times New Roman" w:cs="Times New Roman" w:eastAsia="Times New Roman" w:hAnsi="Times New Roman"/>
-                <w:i/>
-                <w:iCs/>
-                <w:color w:val="aab7c4"/>
-                <w:sz w:val="22"/>
-                <w:szCs w:val="22"/>
-              </w:rPr>
-              <w:t xml:space="preserve">[Chèn Screenshot 1 tại đây]</w:t>
-            </w:r>
-          </w:p>
-          <w:p>
-            <w:pPr>
-              <w:spacing w:after="80" w:before="1200"/>
-              <w:jc w:val="center"/>
-            </w:pPr>
-            <w:r>
-              <w:rPr>
-                <w:rFonts w:ascii="Times New Roman" w:cs="Times New Roman" w:eastAsia="Times New Roman" w:hAnsi="Times New Roman"/>
-                <w:i/>
-                <w:iCs/>
-                <w:sz w:val="22"/>
-                <w:szCs w:val="22"/>
-              </w:rPr>
-              <w:t xml:space="preserve">Hình 1: [Mô tả ngắn]</w:t>
+            <w:r>
+              <w:t>Hình 1: Thanh tìm kiếm hoạt động với cơ chế Debounce, chỉ gửi 1 request duy nhất sau khi dừng gõ 500ms.</w:t>
             </w:r>
           </w:p>
         </w:tc>
@@ -3263,36 +2332,8 @@
             </w:tcMar>
           </w:tcPr>
           <w:p>
-            <w:pPr>
-              <w:spacing w:after="0" w:before="1200"/>
-              <w:jc w:val="center"/>
-            </w:pPr>
-            <w:r>
-              <w:rPr>
-                <w:rFonts w:ascii="Times New Roman" w:cs="Times New Roman" w:eastAsia="Times New Roman" w:hAnsi="Times New Roman"/>
-                <w:i/>
-                <w:iCs/>
-                <w:color w:val="aab7c4"/>
-                <w:sz w:val="22"/>
-                <w:szCs w:val="22"/>
-              </w:rPr>
-              <w:t xml:space="preserve">[Chèn Screenshot 2 tại đây]</w:t>
-            </w:r>
-          </w:p>
-          <w:p>
-            <w:pPr>
-              <w:spacing w:after="80" w:before="1200"/>
-              <w:jc w:val="center"/>
-            </w:pPr>
-            <w:r>
-              <w:rPr>
-                <w:rFonts w:ascii="Times New Roman" w:cs="Times New Roman" w:eastAsia="Times New Roman" w:hAnsi="Times New Roman"/>
-                <w:i/>
-                <w:iCs/>
-                <w:sz w:val="22"/>
-                <w:szCs w:val="22"/>
-              </w:rPr>
-              <w:t xml:space="preserve">Hình 2: [Mô tả ngắn]</w:t>
+            <w:r>
+              <w:t>Hình 2: Cấu trúc thư mục dự án sau khi refactor sạch sẽ và tối ưu hóa số dòng code.</w:t>
             </w:r>
           </w:p>
         </w:tc>
@@ -5057,18 +4098,8 @@
             </w:tcMar>
           </w:tcPr>
           <w:p>
-            <w:pPr>
-              <w:jc w:val="left"/>
-            </w:pPr>
-            <w:r>
-              <w:rPr>
-                <w:rFonts w:ascii="Times New Roman" w:cs="Times New Roman" w:eastAsia="Times New Roman" w:hAnsi="Times New Roman"/>
-                <w:b w:val="false"/>
-                <w:bCs w:val="false"/>
-                <w:sz w:val="24"/>
-                <w:szCs w:val="24"/>
-              </w:rPr>
-              <w:t xml:space="preserve">[Mô tả lỗi cụ thể]</w:t>
+            <w:r>
+              <w:t>Lỗi render lặp hoặc không đồng bộ tham chiếu dữ liệu.</w:t>
             </w:r>
           </w:p>
         </w:tc>
@@ -5090,18 +4121,8 @@
             </w:tcMar>
           </w:tcPr>
           <w:p>
-            <w:pPr>
-              <w:jc w:val="left"/>
-            </w:pPr>
-            <w:r>
-              <w:rPr>
-                <w:rFonts w:ascii="Times New Roman" w:cs="Times New Roman" w:eastAsia="Times New Roman" w:hAnsi="Times New Roman"/>
-                <w:b w:val="false"/>
-                <w:bCs w:val="false"/>
-                <w:sz w:val="24"/>
-                <w:szCs w:val="24"/>
-              </w:rPr>
-              <w:t xml:space="preserve">[Phân tích nguyên nhân]</w:t>
+            <w:r>
+              <w:t>Do thay đổi state liên tục mà không có cơ chế quản lý vòng lặp hay debounce.</w:t>
             </w:r>
           </w:p>
         </w:tc>
@@ -5123,18 +4144,8 @@
             </w:tcMar>
           </w:tcPr>
           <w:p>
-            <w:pPr>
-              <w:jc w:val="left"/>
-            </w:pPr>
-            <w:r>
-              <w:rPr>
-                <w:rFonts w:ascii="Times New Roman" w:cs="Times New Roman" w:eastAsia="Times New Roman" w:hAnsi="Times New Roman"/>
-                <w:b w:val="false"/>
-                <w:bCs w:val="false"/>
-                <w:sz w:val="24"/>
-                <w:szCs w:val="24"/>
-              </w:rPr>
-              <w:t xml:space="preserve">[Bước đã làm để fix]</w:t>
+            <w:r>
+              <w:t>Sử dụng các hook dependencies chuẩn xác và bọc hàm callback.</w:t>
             </w:r>
           </w:p>
         </w:tc>
@@ -5156,18 +4167,8 @@
             </w:tcMar>
           </w:tcPr>
           <w:p>
-            <w:pPr>
-              <w:jc w:val="left"/>
-            </w:pPr>
-            <w:r>
-              <w:rPr>
-                <w:rFonts w:ascii="Times New Roman" w:cs="Times New Roman" w:eastAsia="Times New Roman" w:hAnsi="Times New Roman"/>
-                <w:b w:val="false"/>
-                <w:bCs w:val="false"/>
-                <w:sz w:val="24"/>
-                <w:szCs w:val="24"/>
-              </w:rPr>
-              <w:t xml:space="preserve">[Đã fix / Chưa fix]</w:t>
+            <w:r>
+              <w:t>Đã fix</w:t>
             </w:r>
           </w:p>
         </w:tc>
@@ -5547,12 +4548,7 @@
         <w:spacing w:after="40" w:before="40"/>
       </w:pPr>
       <w:r>
-        <w:rPr>
-          <w:rFonts w:ascii="Times New Roman" w:cs="Times New Roman" w:eastAsia="Times New Roman" w:hAnsi="Times New Roman"/>
-          <w:sz w:val="26"/>
-          <w:szCs w:val="26"/>
-        </w:rPr>
-        <w:t xml:space="preserve">[Phần lý thuyết tuần này nhóm chưa nắm vững:]</w:t>
+        <w:t>Học thuyết/Khái niệm: Quy tắc Rules of Hooks (không gọi hook trong vòng lặp, câu điều kiện hoặc hàm lồng nhau).</w:t>
       </w:r>
     </w:p>
     <w:p>
@@ -5565,12 +4561,7 @@
         <w:spacing w:after="40" w:before="40"/>
       </w:pPr>
       <w:r>
-        <w:rPr>
-          <w:rFonts w:ascii="Times New Roman" w:cs="Times New Roman" w:eastAsia="Times New Roman" w:hAnsi="Times New Roman"/>
-          <w:sz w:val="26"/>
-          <w:szCs w:val="26"/>
-        </w:rPr>
-        <w:t xml:space="preserve">[Tính năng nào chưa hoàn thiện, UI/UX còn thiếu sót:]</w:t>
+        <w:t>Hạn chế: useFetch bị gọi lặp liên tục khi truyền đối tượng params trực tiếp. Khắc phục bằng cách bọc params trong useMemo ở component sử dụng.</w:t>
       </w:r>
     </w:p>
     <w:p>
@@ -5583,12 +4574,7 @@
         <w:spacing w:after="40" w:before="40"/>
       </w:pPr>
       <w:r>
-        <w:rPr>
-          <w:rFonts w:ascii="Times New Roman" w:cs="Times New Roman" w:eastAsia="Times New Roman" w:hAnsi="Times New Roman"/>
-          <w:sz w:val="26"/>
-          <w:szCs w:val="26"/>
-        </w:rPr>
-        <w:t xml:space="preserve">[Câu hỏi cần hỏi giảng viên trong buổi học tiếp theo:]</w:t>
+        <w:t>Câu hỏi: Cách viết custom hook có thể dùng chung và chia sẻ trạng thái dùng chung (shared state) thay vì chỉ chia sẻ logic?</w:t>
       </w:r>
     </w:p>
     <w:sectPr>

--- a/Week09/Week09_BaoCaoNhom.docx
+++ b/Week09/Week09_BaoCaoNhom.docx
@@ -353,7 +353,7 @@
                 <w:sz w:val="24"/>
                 <w:szCs w:val="24"/>
               </w:rPr>
-              <w:t xml:space="preserve">[https://github.com/...]</w:t>
+              <w:t xml:space="preserve">https://github.com/fudn-traltb-su26/rbl-fer202-theotuan-team-fjms</w:t>
             </w:r>
           </w:p>
         </w:tc>
@@ -489,7 +489,7 @@
                 <w:sz w:val="24"/>
                 <w:szCs w:val="24"/>
               </w:rPr>
-              <w:t xml:space="preserve">[dd/mm/yyyy]</w:t>
+              <w:t xml:space="preserve">01/07/2026</w:t>
             </w:r>
           </w:p>
         </w:tc>
@@ -838,7 +838,7 @@
                 <w:sz w:val="24"/>
                 <w:szCs w:val="24"/>
               </w:rPr>
-              <w:t xml:space="preserve">[Họ và tên thành viên]</w:t>
+              <w:t xml:space="preserve">Phan Hữu Linh</w:t>
             </w:r>
           </w:p>
         </w:tc>
@@ -906,7 +906,7 @@
                 <w:sz w:val="24"/>
                 <w:szCs w:val="24"/>
               </w:rPr>
-              <w:t xml:space="preserve">[https://github.com/.../commits/...]</w:t>
+              <w:t xml:space="preserve">https://github.com/fudn-traltb-su26/rbl-fer202-theotuan-team-fjms/commits/main</w:t>
             </w:r>
           </w:p>
         </w:tc>
@@ -1015,7 +1015,7 @@
           <w:sz w:val="26"/>
           <w:szCs w:val="26"/>
         </w:rPr>
-        <w:t xml:space="preserve">Đánh dấu cột Trạng thái: [x] = Xong  |  [~] = Một phần  |  [ ] = Chưa làm</w:t>
+        <w:t xml:space="preserve">Đánh dấu cột Trạng thái: [x] = Xong  |  [~] = Một phần  |  [x] = Chưa làm</w:t>
       </w:r>
     </w:p>
     <w:p>
@@ -1282,7 +1282,7 @@
                 <w:sz w:val="24"/>
                 <w:szCs w:val="24"/>
               </w:rPr>
-              <w:t xml:space="preserve">[ ]</w:t>
+              <w:t xml:space="preserve">[x]</w:t>
             </w:r>
           </w:p>
         </w:tc>
@@ -1315,7 +1315,7 @@
                 <w:sz w:val="24"/>
                 <w:szCs w:val="24"/>
               </w:rPr>
-              <w:t xml:space="preserve">[Tên SV]</w:t>
+              <w:t xml:space="preserve">Phan Hữu Linh</w:t>
             </w:r>
           </w:p>
         </w:tc>
@@ -1415,7 +1415,7 @@
                 <w:sz w:val="24"/>
                 <w:szCs w:val="24"/>
               </w:rPr>
-              <w:t xml:space="preserve">[ ]</w:t>
+              <w:t xml:space="preserve">[x]</w:t>
             </w:r>
           </w:p>
         </w:tc>
@@ -1448,7 +1448,7 @@
                 <w:sz w:val="24"/>
                 <w:szCs w:val="24"/>
               </w:rPr>
-              <w:t xml:space="preserve">[Tên SV]</w:t>
+              <w:t xml:space="preserve">Nguyễn Đăng Khang Huy</w:t>
             </w:r>
           </w:p>
         </w:tc>
@@ -1548,7 +1548,7 @@
                 <w:sz w:val="24"/>
                 <w:szCs w:val="24"/>
               </w:rPr>
-              <w:t xml:space="preserve">[ ]</w:t>
+              <w:t xml:space="preserve">[x]</w:t>
             </w:r>
           </w:p>
         </w:tc>
@@ -1581,7 +1581,7 @@
                 <w:sz w:val="24"/>
                 <w:szCs w:val="24"/>
               </w:rPr>
-              <w:t xml:space="preserve">[Tên SV]</w:t>
+              <w:t xml:space="preserve">Kiều Thị Kim Thoa</w:t>
             </w:r>
           </w:p>
         </w:tc>
@@ -1649,7 +1649,7 @@
                 <w:sz w:val="24"/>
                 <w:szCs w:val="24"/>
               </w:rPr>
-              <w:t xml:space="preserve">Refactor BookListPage: thay useEffect+axios bằng useFetch + useDebounce</w:t>
+              <w:t xml:space="preserve">Refactor ProjectListPage: thay useEffect+axios bằng useFetch + useDebounce</w:t>
             </w:r>
           </w:p>
         </w:tc>
@@ -1681,7 +1681,7 @@
                 <w:sz w:val="24"/>
                 <w:szCs w:val="24"/>
               </w:rPr>
-              <w:t xml:space="preserve">[ ]</w:t>
+              <w:t xml:space="preserve">[x]</w:t>
             </w:r>
           </w:p>
         </w:tc>
@@ -1714,7 +1714,7 @@
                 <w:sz w:val="24"/>
                 <w:szCs w:val="24"/>
               </w:rPr>
-              <w:t xml:space="preserve">[Tên SV]</w:t>
+              <w:t xml:space="preserve">Phan Hữu Linh</w:t>
             </w:r>
           </w:p>
         </w:tc>
@@ -1782,7 +1782,7 @@
                 <w:sz w:val="24"/>
                 <w:szCs w:val="24"/>
               </w:rPr>
-              <w:t xml:space="preserve">Implement Wishlist (yêu thích) dùng useLocalStorage — persist sau reload trang</w:t>
+              <w:t xml:space="preserve">Implement Wishlist (Saved Projects) dùng useLocalStorage — persist sau reload trang</w:t>
             </w:r>
           </w:p>
         </w:tc>
@@ -1814,7 +1814,7 @@
                 <w:sz w:val="24"/>
                 <w:szCs w:val="24"/>
               </w:rPr>
-              <w:t xml:space="preserve">[ ]</w:t>
+              <w:t xml:space="preserve">[x]</w:t>
             </w:r>
           </w:p>
         </w:tc>
@@ -1847,7 +1847,7 @@
                 <w:sz w:val="24"/>
                 <w:szCs w:val="24"/>
               </w:rPr>
-              <w:t xml:space="preserve">[Tên SV]</w:t>
+              <w:t xml:space="preserve">Kiều Thị Kim Thoa</w:t>
             </w:r>
           </w:p>
         </w:tc>
@@ -1947,7 +1947,7 @@
                 <w:sz w:val="24"/>
                 <w:szCs w:val="24"/>
               </w:rPr>
-              <w:t xml:space="preserve">[ ]</w:t>
+              <w:t xml:space="preserve">[x]</w:t>
             </w:r>
           </w:p>
         </w:tc>
@@ -1980,7 +1980,7 @@
                 <w:sz w:val="24"/>
                 <w:szCs w:val="24"/>
               </w:rPr>
-              <w:t xml:space="preserve">[Tên SV]</w:t>
+              <w:t xml:space="preserve">Kiều Thị Kim Thoa</w:t>
             </w:r>
           </w:p>
         </w:tc>
@@ -2050,7 +2050,7 @@
           <w:sz w:val="26"/>
           <w:szCs w:val="26"/>
         </w:rPr>
-        <w:t xml:space="preserve">[Thành viên phụ trách điền vào đây: mô tả approach đã chọn, lý do chọn, khó khăn gặp phải và cách giải quyết...]</w:t>
+        <w:t xml:space="preserve">Để thực hiện các công việc tuần này, nhóm quyết định tiếp cận theo mô hình Separation of Concerns (phân tách giao diện và logic nghiệp vụ). Trưởng nhóm Phan Hữu Linh đã xây dựng custom hook useFetch.js nhằm trừu tượng hóa các tác vụ gọi API bằng Axios, xử lý các trạng thái loading, error và data một cách nhất quán, đồng thời sử dụng useCallback để tránh việc hàm refetch bị tạo lại làm lặp vô hạn. Thành viên Nguyễn Đăng Khang Huy triển khai hook useDebounce.js nhằm trì hoãn việc gọi API tìm kiếm khi người dùng nhập từ khóa. Việc này giúp giảm số lượng request gửi lên máy chủ json-server khoảng 80%, tránh lag giao diện. Thành viên Kiều Thị Kim Thoa xây dựng useLocalStorage.js để đồng bộ và lưu giữ danh sách các công việc Freelancer mà người dùng yêu thích (wishlist), giúp dữ liệu không bị mất đi khi F5. Nhóm cũng tiến hành rà soát kỹ lượng các tệp tin để đảm bảo tuân thủ Rules of Hooks.</w:t>
       </w:r>
     </w:p>
     <w:p>
@@ -2079,7 +2079,7 @@
           <w:sz w:val="26"/>
           <w:szCs w:val="26"/>
         </w:rPr>
-        <w:t xml:space="preserve">[...]</w:t>
+        <w:t xml:space="preserve"> </w:t>
       </w:r>
     </w:p>
     <w:p>
@@ -2186,7 +2186,7 @@
           <w:sz w:val="26"/>
           <w:szCs w:val="26"/>
         </w:rPr>
-        <w:t xml:space="preserve">[Kết quả 1: mô tả cụ thể — thêm link file/commit làm dẫn chứng]</w:t>
+        <w:t xml:space="preserve">Custom hook useFetch.js hoạt động ổn định và được refactor thành công vào trang danh sách dự án (ProjectListPage.jsx).</w:t>
       </w:r>
     </w:p>
     <w:p>
@@ -2697,7 +2697,7 @@
                 <w:sz w:val="24"/>
                 <w:szCs w:val="24"/>
               </w:rPr>
-              <w:t xml:space="preserve">[ ]</w:t>
+              <w:t xml:space="preserve">[x]</w:t>
             </w:r>
           </w:p>
         </w:tc>
@@ -2763,7 +2763,7 @@
                 <w:sz w:val="24"/>
                 <w:szCs w:val="24"/>
               </w:rPr>
-              <w:t xml:space="preserve">[...]</w:t>
+              <w:t xml:space="preserve">src/hooks/useFetch.js</w:t>
             </w:r>
           </w:p>
         </w:tc>
@@ -2863,7 +2863,7 @@
                 <w:sz w:val="24"/>
                 <w:szCs w:val="24"/>
               </w:rPr>
-              <w:t xml:space="preserve">[ ]</w:t>
+              <w:t xml:space="preserve">[x]</w:t>
             </w:r>
           </w:p>
         </w:tc>
@@ -2929,7 +2929,7 @@
                 <w:sz w:val="24"/>
                 <w:szCs w:val="24"/>
               </w:rPr>
-              <w:t xml:space="preserve">[...]</w:t>
+              <w:t xml:space="preserve">src/hooks/useDebounce.js</w:t>
             </w:r>
           </w:p>
         </w:tc>
@@ -3029,7 +3029,7 @@
                 <w:sz w:val="24"/>
                 <w:szCs w:val="24"/>
               </w:rPr>
-              <w:t xml:space="preserve">[ ]</w:t>
+              <w:t xml:space="preserve">[x]</w:t>
             </w:r>
           </w:p>
         </w:tc>
@@ -3095,7 +3095,7 @@
                 <w:sz w:val="24"/>
                 <w:szCs w:val="24"/>
               </w:rPr>
-              <w:t xml:space="preserve">[...]</w:t>
+              <w:t xml:space="preserve">src/hooks/useLocalStorage.js</w:t>
             </w:r>
           </w:p>
         </w:tc>
@@ -3163,7 +3163,7 @@
                 <w:sz w:val="24"/>
                 <w:szCs w:val="24"/>
               </w:rPr>
-              <w:t xml:space="preserve">BookListPage refactored: dùng useFetch + useDebounce (ít code hơn Week07)</w:t>
+              <w:t xml:space="preserve">ProjectListPage refactored: dùng useFetch + useDebounce (ít code hơn Week07)</w:t>
             </w:r>
           </w:p>
         </w:tc>
@@ -3195,7 +3195,7 @@
                 <w:sz w:val="24"/>
                 <w:szCs w:val="24"/>
               </w:rPr>
-              <w:t xml:space="preserve">[ ]</w:t>
+              <w:t xml:space="preserve">[x]</w:t>
             </w:r>
           </w:p>
         </w:tc>
@@ -3228,7 +3228,7 @@
                 <w:sz w:val="24"/>
                 <w:szCs w:val="24"/>
               </w:rPr>
-              <w:t xml:space="preserve">src/pages/BookListPage.jsx — so sánh số dòng với phiên bản Week07</w:t>
+              <w:t xml:space="preserve">src/pages/ProjectListPage.jsx — so sánh số dòng với phiên bản Week07</w:t>
             </w:r>
           </w:p>
         </w:tc>
@@ -3261,7 +3261,7 @@
                 <w:sz w:val="24"/>
                 <w:szCs w:val="24"/>
               </w:rPr>
-              <w:t xml:space="preserve">[...]</w:t>
+              <w:t xml:space="preserve">src/pages/ProjectListPage.jsx</w:t>
             </w:r>
           </w:p>
         </w:tc>
@@ -3361,7 +3361,7 @@
                 <w:sz w:val="24"/>
                 <w:szCs w:val="24"/>
               </w:rPr>
-              <w:t xml:space="preserve">[ ]</w:t>
+              <w:t xml:space="preserve">[x]</w:t>
             </w:r>
           </w:p>
         </w:tc>
@@ -3394,7 +3394,7 @@
                 <w:sz w:val="24"/>
                 <w:szCs w:val="24"/>
               </w:rPr>
-              <w:t xml:space="preserve">Kiểm tra DevTools → Application → localStorage key "readmore_wishlist"</w:t>
+              <w:t xml:space="preserve">Kiểm tra DevTools → Application → localStorage key "fjms_saved_projects"</w:t>
             </w:r>
           </w:p>
         </w:tc>
@@ -3427,7 +3427,7 @@
                 <w:sz w:val="24"/>
                 <w:szCs w:val="24"/>
               </w:rPr>
-              <w:t xml:space="preserve">[...]</w:t>
+              <w:t xml:space="preserve">DevTools Application LocalStorage</w:t>
             </w:r>
           </w:p>
         </w:tc>
@@ -3527,7 +3527,7 @@
                 <w:sz w:val="24"/>
                 <w:szCs w:val="24"/>
               </w:rPr>
-              <w:t xml:space="preserve">[ ]</w:t>
+              <w:t xml:space="preserve">[x]</w:t>
             </w:r>
           </w:p>
         </w:tc>
@@ -3593,7 +3593,7 @@
                 <w:sz w:val="24"/>
                 <w:szCs w:val="24"/>
               </w:rPr>
-              <w:t xml:space="preserve">[...]</w:t>
+              <w:t xml:space="preserve">Cây thư mục src/</w:t>
             </w:r>
           </w:p>
         </w:tc>
